--- a/artifacts/bids/2026-02-08/zayavka_2026-02-08.docx
+++ b/artifacts/bids/2026-02-08/zayavka_2026-02-08.docx
@@ -254,7 +254,7 @@
               <w:jc w:val="right"/>
             </w:pPr>
             <w:r>
-              <w:t>3,421</w:t>
+              <w:t>3,352</w:t>
             </w:r>
           </w:p>
         </w:tc>
@@ -302,7 +302,7 @@
               <w:jc w:val="right"/>
             </w:pPr>
             <w:r>
-              <w:t>3,680</w:t>
+              <w:t>3,620</w:t>
             </w:r>
           </w:p>
         </w:tc>
@@ -325,7 +325,7 @@
               <w:jc w:val="right"/>
             </w:pPr>
             <w:r>
-              <w:t>0,092</w:t>
+              <w:t>0,091</w:t>
             </w:r>
           </w:p>
         </w:tc>
@@ -350,7 +350,7 @@
               <w:jc w:val="right"/>
             </w:pPr>
             <w:r>
-              <w:t>3,651</w:t>
+              <w:t>3,673</w:t>
             </w:r>
           </w:p>
         </w:tc>
@@ -373,7 +373,7 @@
               <w:jc w:val="right"/>
             </w:pPr>
             <w:r>
-              <w:t>0,466</w:t>
+              <w:t>0,488</w:t>
             </w:r>
           </w:p>
         </w:tc>
@@ -398,7 +398,7 @@
               <w:jc w:val="right"/>
             </w:pPr>
             <w:r>
-              <w:t>3,524</w:t>
+              <w:t>3,513</w:t>
             </w:r>
           </w:p>
         </w:tc>
@@ -421,7 +421,7 @@
               <w:jc w:val="right"/>
             </w:pPr>
             <w:r>
-              <w:t>2,542</w:t>
+              <w:t>2,520</w:t>
             </w:r>
           </w:p>
         </w:tc>
@@ -446,7 +446,7 @@
               <w:jc w:val="right"/>
             </w:pPr>
             <w:r>
-              <w:t>3,777</w:t>
+              <w:t>3,780</w:t>
             </w:r>
           </w:p>
         </w:tc>
@@ -469,7 +469,7 @@
               <w:jc w:val="right"/>
             </w:pPr>
             <w:r>
-              <w:t>4,368</w:t>
+              <w:t>4,361</w:t>
             </w:r>
           </w:p>
         </w:tc>
@@ -494,7 +494,7 @@
               <w:jc w:val="right"/>
             </w:pPr>
             <w:r>
-              <w:t>3,087</w:t>
+              <w:t>3,119</w:t>
             </w:r>
           </w:p>
         </w:tc>
@@ -542,7 +542,7 @@
               <w:jc w:val="right"/>
             </w:pPr>
             <w:r>
-              <w:t>2,488</w:t>
+              <w:t>2,493</w:t>
             </w:r>
           </w:p>
         </w:tc>
@@ -565,7 +565,7 @@
               <w:jc w:val="right"/>
             </w:pPr>
             <w:r>
-              <w:t>4,936</w:t>
+              <w:t>4,934</w:t>
             </w:r>
           </w:p>
         </w:tc>
@@ -590,7 +590,7 @@
               <w:jc w:val="right"/>
             </w:pPr>
             <w:r>
-              <w:t>1,820</w:t>
+              <w:t>1,812</w:t>
             </w:r>
           </w:p>
         </w:tc>
@@ -613,7 +613,7 @@
               <w:jc w:val="right"/>
             </w:pPr>
             <w:r>
-              <w:t>4,956</w:t>
+              <w:t>4,960</w:t>
             </w:r>
           </w:p>
         </w:tc>
@@ -638,7 +638,7 @@
               <w:jc w:val="right"/>
             </w:pPr>
             <w:r>
-              <w:t>0,974</w:t>
+              <w:t>0,940</w:t>
             </w:r>
           </w:p>
         </w:tc>
@@ -649,6 +649,54 @@
           <w:p>
             <w:r>
               <w:t>21:00</w:t>
+            </w:r>
+          </w:p>
+        </w:tc>
+        <w:tc>
+          <w:tcPr>
+            <w:tcW w:type="dxa" w:w="2160"/>
+          </w:tcPr>
+          <w:p>
+            <w:pPr>
+              <w:jc w:val="right"/>
+            </w:pPr>
+            <w:r>
+              <w:t>4,928</w:t>
+            </w:r>
+          </w:p>
+        </w:tc>
+      </w:tr>
+      <w:tr>
+        <w:tc>
+          <w:tcPr>
+            <w:tcW w:type="dxa" w:w="2160"/>
+          </w:tcPr>
+          <w:p>
+            <w:r>
+              <w:t>10:00</w:t>
+            </w:r>
+          </w:p>
+        </w:tc>
+        <w:tc>
+          <w:tcPr>
+            <w:tcW w:type="dxa" w:w="2160"/>
+          </w:tcPr>
+          <w:p>
+            <w:pPr>
+              <w:jc w:val="right"/>
+            </w:pPr>
+            <w:r>
+              <w:t>0,573</w:t>
+            </w:r>
+          </w:p>
+        </w:tc>
+        <w:tc>
+          <w:tcPr>
+            <w:tcW w:type="dxa" w:w="2160"/>
+          </w:tcPr>
+          <w:p>
+            <w:r>
+              <w:t>22:00</w:t>
             </w:r>
           </w:p>
         </w:tc>
@@ -673,54 +721,6 @@
           </w:tcPr>
           <w:p>
             <w:r>
-              <w:t>10:00</w:t>
-            </w:r>
-          </w:p>
-        </w:tc>
-        <w:tc>
-          <w:tcPr>
-            <w:tcW w:type="dxa" w:w="2160"/>
-          </w:tcPr>
-          <w:p>
-            <w:pPr>
-              <w:jc w:val="right"/>
-            </w:pPr>
-            <w:r>
-              <w:t>0,579</w:t>
-            </w:r>
-          </w:p>
-        </w:tc>
-        <w:tc>
-          <w:tcPr>
-            <w:tcW w:type="dxa" w:w="2160"/>
-          </w:tcPr>
-          <w:p>
-            <w:r>
-              <w:t>22:00</w:t>
-            </w:r>
-          </w:p>
-        </w:tc>
-        <w:tc>
-          <w:tcPr>
-            <w:tcW w:type="dxa" w:w="2160"/>
-          </w:tcPr>
-          <w:p>
-            <w:pPr>
-              <w:jc w:val="right"/>
-            </w:pPr>
-            <w:r>
-              <w:t>4,933</w:t>
-            </w:r>
-          </w:p>
-        </w:tc>
-      </w:tr>
-      <w:tr>
-        <w:tc>
-          <w:tcPr>
-            <w:tcW w:type="dxa" w:w="2160"/>
-          </w:tcPr>
-          <w:p>
-            <w:r>
               <w:t>11:00</w:t>
             </w:r>
           </w:p>
@@ -734,7 +734,7 @@
               <w:jc w:val="right"/>
             </w:pPr>
             <w:r>
-              <w:t>0,415</w:t>
+              <w:t>0,413</w:t>
             </w:r>
           </w:p>
         </w:tc>
@@ -757,7 +757,7 @@
               <w:jc w:val="right"/>
             </w:pPr>
             <w:r>
-              <w:t>4,914</w:t>
+              <w:t>4,918</w:t>
             </w:r>
           </w:p>
         </w:tc>
@@ -782,7 +782,7 @@
               <w:jc w:val="right"/>
             </w:pPr>
             <w:r>
-              <w:t>0,143</w:t>
+              <w:t>0,146</w:t>
             </w:r>
           </w:p>
         </w:tc>
@@ -805,7 +805,7 @@
               <w:jc w:val="right"/>
             </w:pPr>
             <w:r>
-              <w:t>4,896</w:t>
+              <w:t>4,894</w:t>
             </w:r>
           </w:p>
         </w:tc>
@@ -821,7 +821,7 @@
         <w:rPr>
           <w:b/>
         </w:rPr>
-        <w:t>Итого за сутки: 69,586 МВт·ч.</w:t>
+        <w:t>Итого за сутки: 69,452 МВт·ч.</w:t>
       </w:r>
     </w:p>
     <w:p>
@@ -834,7 +834,7 @@
     </w:p>
     <w:p>
       <w:r>
-        <w:t>Прогноз 401f2e044fa3, сформирован 07.02.2026 05:00 (Астана); модель windcast-0.1.0-cascade+direct; погода: Open-Meteo Previous Runs: ECMWF IFS, ECMWF AIFS, ICON, GFS, UKMO, GEM, CMA, выпуск 2026-02-06 18:00:00 UTC.</w:t>
+        <w:t>Прогноз 3bdde60f98e5, сформирован 07.02.2026 05:00 (Астана); модель windcast-0.1.0-cascade+direct; погода: Open-Meteo Previous Runs: ECMWF IFS, ECMWF AIFS, ICON, GFS, UKMO, GEM, CMA, выпуск 2026-02-06 18:00:00 UTC.</w:t>
       </w:r>
     </w:p>
     <w:tbl>
@@ -940,7 +940,7 @@
           </w:tcPr>
           <w:p>
             <w:r>
-              <w:t>1,785</w:t>
+              <w:t>1,766</w:t>
             </w:r>
           </w:p>
         </w:tc>
@@ -950,7 +950,7 @@
           </w:tcPr>
           <w:p>
             <w:r>
-              <w:t>3,421</w:t>
+              <w:t>3,352</w:t>
             </w:r>
           </w:p>
         </w:tc>
@@ -960,7 +960,7 @@
           </w:tcPr>
           <w:p>
             <w:r>
-              <w:t>4,875</w:t>
+              <w:t>4,864</w:t>
             </w:r>
           </w:p>
         </w:tc>
@@ -970,7 +970,7 @@
           </w:tcPr>
           <w:p>
             <w:r>
-              <w:t>9.1 ❄</w:t>
+              <w:t>9.0 ❄</w:t>
             </w:r>
           </w:p>
         </w:tc>
@@ -1002,7 +1002,7 @@
           </w:tcPr>
           <w:p>
             <w:r>
-              <w:t>2,018</w:t>
+              <w:t>1,984</w:t>
             </w:r>
           </w:p>
         </w:tc>
@@ -1012,7 +1012,7 @@
           </w:tcPr>
           <w:p>
             <w:r>
-              <w:t>3,680</w:t>
+              <w:t>3,620</w:t>
             </w:r>
           </w:p>
         </w:tc>
@@ -1032,7 +1032,7 @@
           </w:tcPr>
           <w:p>
             <w:r>
-              <w:t>9.5 ❄</w:t>
+              <w:t>9.4 ❄</w:t>
             </w:r>
           </w:p>
         </w:tc>
@@ -1064,7 +1064,7 @@
           </w:tcPr>
           <w:p>
             <w:r>
-              <w:t>2,041</w:t>
+              <w:t>2,064</w:t>
             </w:r>
           </w:p>
         </w:tc>
@@ -1074,7 +1074,7 @@
           </w:tcPr>
           <w:p>
             <w:r>
-              <w:t>3,651</w:t>
+              <w:t>3,673</w:t>
             </w:r>
           </w:p>
         </w:tc>
@@ -1084,7 +1084,7 @@
           </w:tcPr>
           <w:p>
             <w:r>
-              <w:t>4,887</w:t>
+              <w:t>4,885</w:t>
             </w:r>
           </w:p>
         </w:tc>
@@ -1094,7 +1094,7 @@
           </w:tcPr>
           <w:p>
             <w:r>
-              <w:t>9.4 ❄</w:t>
+              <w:t>9.5 ❄</w:t>
             </w:r>
           </w:p>
         </w:tc>
@@ -1126,7 +1126,7 @@
           </w:tcPr>
           <w:p>
             <w:r>
-              <w:t>2,026</w:t>
+              <w:t>2,076</w:t>
             </w:r>
           </w:p>
         </w:tc>
@@ -1136,7 +1136,7 @@
           </w:tcPr>
           <w:p>
             <w:r>
-              <w:t>3,524</w:t>
+              <w:t>3,513</w:t>
             </w:r>
           </w:p>
         </w:tc>
@@ -1146,7 +1146,7 @@
           </w:tcPr>
           <w:p>
             <w:r>
-              <w:t>4,859</w:t>
+              <w:t>4,854</w:t>
             </w:r>
           </w:p>
         </w:tc>
@@ -1188,7 +1188,7 @@
           </w:tcPr>
           <w:p>
             <w:r>
-              <w:t>1,943</w:t>
+              <w:t>1,944</w:t>
             </w:r>
           </w:p>
         </w:tc>
@@ -1198,7 +1198,7 @@
           </w:tcPr>
           <w:p>
             <w:r>
-              <w:t>3,777</w:t>
+              <w:t>3,780</w:t>
             </w:r>
           </w:p>
         </w:tc>
@@ -1208,7 +1208,7 @@
           </w:tcPr>
           <w:p>
             <w:r>
-              <w:t>4,787</w:t>
+              <w:t>4,786</w:t>
             </w:r>
           </w:p>
         </w:tc>
@@ -1250,7 +1250,7 @@
           </w:tcPr>
           <w:p>
             <w:r>
-              <w:t>1,161</w:t>
+              <w:t>1,141</w:t>
             </w:r>
           </w:p>
         </w:tc>
@@ -1260,7 +1260,7 @@
           </w:tcPr>
           <w:p>
             <w:r>
-              <w:t>3,087</w:t>
+              <w:t>3,119</w:t>
             </w:r>
           </w:p>
         </w:tc>
@@ -1270,7 +1270,7 @@
           </w:tcPr>
           <w:p>
             <w:r>
-              <w:t>4,643</w:t>
+              <w:t>4,612</w:t>
             </w:r>
           </w:p>
         </w:tc>
@@ -1312,7 +1312,7 @@
           </w:tcPr>
           <w:p>
             <w:r>
-              <w:t>0,494</w:t>
+              <w:t>0,482</w:t>
             </w:r>
           </w:p>
         </w:tc>
@@ -1322,7 +1322,7 @@
           </w:tcPr>
           <w:p>
             <w:r>
-              <w:t>2,488</w:t>
+              <w:t>2,493</w:t>
             </w:r>
           </w:p>
         </w:tc>
@@ -1332,7 +1332,7 @@
           </w:tcPr>
           <w:p>
             <w:r>
-              <w:t>4,253</w:t>
+              <w:t>4,301</w:t>
             </w:r>
           </w:p>
         </w:tc>
@@ -1342,7 +1342,7 @@
           </w:tcPr>
           <w:p>
             <w:r>
-              <w:t>7.9 ❄</w:t>
+              <w:t>8.0 ❄</w:t>
             </w:r>
           </w:p>
         </w:tc>
@@ -1374,7 +1374,7 @@
           </w:tcPr>
           <w:p>
             <w:r>
-              <w:t>0,215</w:t>
+              <w:t>0,214</w:t>
             </w:r>
           </w:p>
         </w:tc>
@@ -1384,7 +1384,7 @@
           </w:tcPr>
           <w:p>
             <w:r>
-              <w:t>1,820</w:t>
+              <w:t>1,812</w:t>
             </w:r>
           </w:p>
         </w:tc>
@@ -1394,7 +1394,7 @@
           </w:tcPr>
           <w:p>
             <w:r>
-              <w:t>3,851</w:t>
+              <w:t>3,797</w:t>
             </w:r>
           </w:p>
         </w:tc>
@@ -1404,7 +1404,7 @@
           </w:tcPr>
           <w:p>
             <w:r>
-              <w:t>6.9 ❄</w:t>
+              <w:t>6.8 ❄</w:t>
             </w:r>
           </w:p>
         </w:tc>
@@ -1436,7 +1436,7 @@
           </w:tcPr>
           <w:p>
             <w:r>
-              <w:t>0,063</w:t>
+              <w:t>0,060</w:t>
             </w:r>
           </w:p>
         </w:tc>
@@ -1446,7 +1446,7 @@
           </w:tcPr>
           <w:p>
             <w:r>
-              <w:t>0,974</w:t>
+              <w:t>0,940</w:t>
             </w:r>
           </w:p>
         </w:tc>
@@ -1456,7 +1456,7 @@
           </w:tcPr>
           <w:p>
             <w:r>
-              <w:t>3,626</w:t>
+              <w:t>3,641</w:t>
             </w:r>
           </w:p>
         </w:tc>
@@ -1498,7 +1498,7 @@
           </w:tcPr>
           <w:p>
             <w:r>
-              <w:t>0,022</w:t>
+              <w:t>0,021</w:t>
             </w:r>
           </w:p>
         </w:tc>
@@ -1508,7 +1508,7 @@
           </w:tcPr>
           <w:p>
             <w:r>
-              <w:t>0,579</w:t>
+              <w:t>0,573</w:t>
             </w:r>
           </w:p>
         </w:tc>
@@ -1518,7 +1518,7 @@
           </w:tcPr>
           <w:p>
             <w:r>
-              <w:t>3,083</w:t>
+              <w:t>3,076</w:t>
             </w:r>
           </w:p>
         </w:tc>
@@ -1528,7 +1528,7 @@
           </w:tcPr>
           <w:p>
             <w:r>
-              <w:t>5.0</w:t>
+              <w:t>5.1</w:t>
             </w:r>
           </w:p>
         </w:tc>
@@ -1560,7 +1560,7 @@
           </w:tcPr>
           <w:p>
             <w:r>
-              <w:t>0,008</w:t>
+              <w:t>0,011</w:t>
             </w:r>
           </w:p>
         </w:tc>
@@ -1570,7 +1570,7 @@
           </w:tcPr>
           <w:p>
             <w:r>
-              <w:t>0,415</w:t>
+              <w:t>0,413</w:t>
             </w:r>
           </w:p>
         </w:tc>
@@ -1580,7 +1580,7 @@
           </w:tcPr>
           <w:p>
             <w:r>
-              <w:t>1,918</w:t>
+              <w:t>1,943</w:t>
             </w:r>
           </w:p>
         </w:tc>
@@ -1632,7 +1632,7 @@
           </w:tcPr>
           <w:p>
             <w:r>
-              <w:t>0,143</w:t>
+              <w:t>0,146</w:t>
             </w:r>
           </w:p>
         </w:tc>
@@ -1642,7 +1642,7 @@
           </w:tcPr>
           <w:p>
             <w:r>
-              <w:t>0,984</w:t>
+              <w:t>0,964</w:t>
             </w:r>
           </w:p>
         </w:tc>
@@ -1704,7 +1704,7 @@
           </w:tcPr>
           <w:p>
             <w:r>
-              <w:t>0,634</w:t>
+              <w:t>0,589</w:t>
             </w:r>
           </w:p>
         </w:tc>
@@ -1746,7 +1746,7 @@
           </w:tcPr>
           <w:p>
             <w:r>
-              <w:t>0,001</w:t>
+              <w:t>0,000</w:t>
             </w:r>
           </w:p>
         </w:tc>
@@ -1756,7 +1756,7 @@
           </w:tcPr>
           <w:p>
             <w:r>
-              <w:t>0,092</w:t>
+              <w:t>0,091</w:t>
             </w:r>
           </w:p>
         </w:tc>
@@ -1766,7 +1766,7 @@
           </w:tcPr>
           <w:p>
             <w:r>
-              <w:t>0,567</w:t>
+              <w:t>0,582</w:t>
             </w:r>
           </w:p>
         </w:tc>
@@ -1808,7 +1808,7 @@
           </w:tcPr>
           <w:p>
             <w:r>
-              <w:t>0,024</w:t>
+              <w:t>0,020</w:t>
             </w:r>
           </w:p>
         </w:tc>
@@ -1818,7 +1818,7 @@
           </w:tcPr>
           <w:p>
             <w:r>
-              <w:t>0,466</w:t>
+              <w:t>0,488</w:t>
             </w:r>
           </w:p>
         </w:tc>
@@ -1828,7 +1828,7 @@
           </w:tcPr>
           <w:p>
             <w:r>
-              <w:t>1,663</w:t>
+              <w:t>1,669</w:t>
             </w:r>
           </w:p>
         </w:tc>
@@ -1838,7 +1838,7 @@
           </w:tcPr>
           <w:p>
             <w:r>
-              <w:t>4.8</w:t>
+              <w:t>4.9</w:t>
             </w:r>
           </w:p>
         </w:tc>
@@ -1880,7 +1880,7 @@
           </w:tcPr>
           <w:p>
             <w:r>
-              <w:t>2,542</w:t>
+              <w:t>2,520</w:t>
             </w:r>
           </w:p>
         </w:tc>
@@ -1890,7 +1890,7 @@
           </w:tcPr>
           <w:p>
             <w:r>
-              <w:t>4,107</w:t>
+              <w:t>4,117</w:t>
             </w:r>
           </w:p>
         </w:tc>
@@ -1932,7 +1932,7 @@
           </w:tcPr>
           <w:p>
             <w:r>
-              <w:t>2,698</w:t>
+              <w:t>2,668</w:t>
             </w:r>
           </w:p>
         </w:tc>
@@ -1942,7 +1942,7 @@
           </w:tcPr>
           <w:p>
             <w:r>
-              <w:t>4,368</w:t>
+              <w:t>4,361</w:t>
             </w:r>
           </w:p>
         </w:tc>
@@ -1952,7 +1952,7 @@
           </w:tcPr>
           <w:p>
             <w:r>
-              <w:t>4,968</w:t>
+              <w:t>4,970</w:t>
             </w:r>
           </w:p>
         </w:tc>
@@ -1994,7 +1994,7 @@
           </w:tcPr>
           <w:p>
             <w:r>
-              <w:t>4,692</w:t>
+              <w:t>4,687</w:t>
             </w:r>
           </w:p>
         </w:tc>
@@ -2066,7 +2066,7 @@
           </w:tcPr>
           <w:p>
             <w:r>
-              <w:t>4,936</w:t>
+              <w:t>4,934</w:t>
             </w:r>
           </w:p>
         </w:tc>
@@ -2128,7 +2128,7 @@
           </w:tcPr>
           <w:p>
             <w:r>
-              <w:t>4,956</w:t>
+              <w:t>4,960</w:t>
             </w:r>
           </w:p>
         </w:tc>
@@ -2180,7 +2180,7 @@
           </w:tcPr>
           <w:p>
             <w:r>
-              <w:t>4,824</w:t>
+              <w:t>4,822</w:t>
             </w:r>
           </w:p>
         </w:tc>
@@ -2190,7 +2190,7 @@
           </w:tcPr>
           <w:p>
             <w:r>
-              <w:t>4,931</w:t>
+              <w:t>4,928</w:t>
             </w:r>
           </w:p>
         </w:tc>
@@ -2242,7 +2242,7 @@
           </w:tcPr>
           <w:p>
             <w:r>
-              <w:t>4,830</w:t>
+              <w:t>4,832</w:t>
             </w:r>
           </w:p>
         </w:tc>
@@ -2252,7 +2252,7 @@
           </w:tcPr>
           <w:p>
             <w:r>
-              <w:t>4,933</w:t>
+              <w:t>4,931</w:t>
             </w:r>
           </w:p>
         </w:tc>
@@ -2304,7 +2304,7 @@
           </w:tcPr>
           <w:p>
             <w:r>
-              <w:t>4,812</w:t>
+              <w:t>4,814</w:t>
             </w:r>
           </w:p>
         </w:tc>
@@ -2314,7 +2314,7 @@
           </w:tcPr>
           <w:p>
             <w:r>
-              <w:t>4,914</w:t>
+              <w:t>4,918</w:t>
             </w:r>
           </w:p>
         </w:tc>
@@ -2324,7 +2324,7 @@
           </w:tcPr>
           <w:p>
             <w:r>
-              <w:t>4,998</w:t>
+              <w:t>5,000</w:t>
             </w:r>
           </w:p>
         </w:tc>
@@ -2366,7 +2366,7 @@
           </w:tcPr>
           <w:p>
             <w:r>
-              <w:t>4,790</w:t>
+              <w:t>4,788</w:t>
             </w:r>
           </w:p>
         </w:tc>
@@ -2376,7 +2376,7 @@
           </w:tcPr>
           <w:p>
             <w:r>
-              <w:t>4,896</w:t>
+              <w:t>4,894</w:t>
             </w:r>
           </w:p>
         </w:tc>
@@ -2396,7 +2396,7 @@
           </w:tcPr>
           <w:p>
             <w:r>
-              <w:t>15.0</w:t>
+              <w:t>15.1</w:t>
             </w:r>
           </w:p>
         </w:tc>
@@ -2431,7 +2431,7 @@
         <w:pStyle w:val="ListBullet"/>
       </w:pPr>
       <w:r>
-        <w:t>резкий спад на 2.11 МВт за 3 ч к 08:00</w:t>
+        <w:t>резкий спад на 2.18 МВт за 3 ч к 08:00</w:t>
       </w:r>
     </w:p>
     <w:p>
@@ -2439,7 +2439,7 @@
         <w:pStyle w:val="ListBullet"/>
       </w:pPr>
       <w:r>
-        <w:t>резкий рост на 4.46 МВт за 3 ч к 17:00</w:t>
+        <w:t>резкий рост на 4.44 МВт за 3 ч к 17:00</w:t>
       </w:r>
     </w:p>
     <w:p>
@@ -2576,7 +2576,7 @@
           </w:tcPr>
           <w:p>
             <w:r>
-              <w:t>1,475</w:t>
+              <w:t>1,541</w:t>
             </w:r>
           </w:p>
         </w:tc>
@@ -2586,7 +2586,7 @@
           </w:tcPr>
           <w:p>
             <w:r>
-              <w:t>3,421 → 4,896</w:t>
+              <w:t>3,352 → 4,893</w:t>
             </w:r>
           </w:p>
         </w:tc>
@@ -2638,7 +2638,7 @@
           </w:tcPr>
           <w:p>
             <w:r>
-              <w:t>1,176</w:t>
+              <w:t>1,238</w:t>
             </w:r>
           </w:p>
         </w:tc>
@@ -2648,7 +2648,7 @@
           </w:tcPr>
           <w:p>
             <w:r>
-              <w:t>3,680 → 4,856</w:t>
+              <w:t>3,620 → 4,858</w:t>
             </w:r>
           </w:p>
         </w:tc>
@@ -2700,7 +2700,7 @@
           </w:tcPr>
           <w:p>
             <w:r>
-              <w:t>1,042</w:t>
+              <w:t>1,033</w:t>
             </w:r>
           </w:p>
         </w:tc>
@@ -2710,7 +2710,7 @@
           </w:tcPr>
           <w:p>
             <w:r>
-              <w:t>3,651 → 4,693</w:t>
+              <w:t>3,673 → 4,706</w:t>
             </w:r>
           </w:p>
         </w:tc>
@@ -2762,7 +2762,7 @@
           </w:tcPr>
           <w:p>
             <w:r>
-              <w:t>1,130</w:t>
+              <w:t>1,174</w:t>
             </w:r>
           </w:p>
         </w:tc>
@@ -2772,7 +2772,7 @@
           </w:tcPr>
           <w:p>
             <w:r>
-              <w:t>3,524 → 4,654</w:t>
+              <w:t>3,513 → 4,687</w:t>
             </w:r>
           </w:p>
         </w:tc>
@@ -2824,7 +2824,7 @@
           </w:tcPr>
           <w:p>
             <w:r>
-              <w:t>0,596</w:t>
+              <w:t>0,603</w:t>
             </w:r>
           </w:p>
         </w:tc>
@@ -2834,7 +2834,7 @@
           </w:tcPr>
           <w:p>
             <w:r>
-              <w:t>3,777 → 4,373</w:t>
+              <w:t>3,780 → 4,383</w:t>
             </w:r>
           </w:p>
         </w:tc>
@@ -2886,7 +2886,7 @@
           </w:tcPr>
           <w:p>
             <w:r>
-              <w:t>0,555</w:t>
+              <w:t>0,509</w:t>
             </w:r>
           </w:p>
         </w:tc>
@@ -2896,7 +2896,7 @@
           </w:tcPr>
           <w:p>
             <w:r>
-              <w:t>3,087 → 3,642</w:t>
+              <w:t>3,119 → 3,628</w:t>
             </w:r>
           </w:p>
         </w:tc>
@@ -2948,7 +2948,7 @@
           </w:tcPr>
           <w:p>
             <w:r>
-              <w:t>0,615</w:t>
+              <w:t>0,556</w:t>
             </w:r>
           </w:p>
         </w:tc>
@@ -2958,7 +2958,7 @@
           </w:tcPr>
           <w:p>
             <w:r>
-              <w:t>0,466 → 1,081</w:t>
+              <w:t>0,488 → 1,044</w:t>
             </w:r>
           </w:p>
         </w:tc>
@@ -3010,7 +3010,7 @@
           </w:tcPr>
           <w:p>
             <w:r>
-              <w:t>1,004</w:t>
+              <w:t>0,982</w:t>
             </w:r>
           </w:p>
         </w:tc>
@@ -3020,7 +3020,7 @@
           </w:tcPr>
           <w:p>
             <w:r>
-              <w:t>2,542 → 3,546</w:t>
+              <w:t>2,520 → 3,502</w:t>
             </w:r>
           </w:p>
         </w:tc>

--- a/artifacts/bids/2026-02-08/zayavka_2026-02-08.docx
+++ b/artifacts/bids/2026-02-08/zayavka_2026-02-08.docx
@@ -254,7 +254,7 @@
               <w:jc w:val="right"/>
             </w:pPr>
             <w:r>
-              <w:t>3,352</w:t>
+              <w:t>3,440</w:t>
             </w:r>
           </w:p>
         </w:tc>
@@ -277,7 +277,7 @@
               <w:jc w:val="right"/>
             </w:pPr>
             <w:r>
-              <w:t>0,068</w:t>
+              <w:t>0,065</w:t>
             </w:r>
           </w:p>
         </w:tc>
@@ -302,7 +302,7 @@
               <w:jc w:val="right"/>
             </w:pPr>
             <w:r>
-              <w:t>3,620</w:t>
+              <w:t>3,675</w:t>
             </w:r>
           </w:p>
         </w:tc>
@@ -325,7 +325,7 @@
               <w:jc w:val="right"/>
             </w:pPr>
             <w:r>
-              <w:t>0,091</w:t>
+              <w:t>0,097</w:t>
             </w:r>
           </w:p>
         </w:tc>
@@ -350,7 +350,7 @@
               <w:jc w:val="right"/>
             </w:pPr>
             <w:r>
-              <w:t>3,673</w:t>
+              <w:t>3,736</w:t>
             </w:r>
           </w:p>
         </w:tc>
@@ -373,7 +373,7 @@
               <w:jc w:val="right"/>
             </w:pPr>
             <w:r>
-              <w:t>0,488</w:t>
+              <w:t>0,469</w:t>
             </w:r>
           </w:p>
         </w:tc>
@@ -398,7 +398,7 @@
               <w:jc w:val="right"/>
             </w:pPr>
             <w:r>
-              <w:t>3,513</w:t>
+              <w:t>3,501</w:t>
             </w:r>
           </w:p>
         </w:tc>
@@ -421,7 +421,7 @@
               <w:jc w:val="right"/>
             </w:pPr>
             <w:r>
-              <w:t>2,520</w:t>
+              <w:t>2,564</w:t>
             </w:r>
           </w:p>
         </w:tc>
@@ -446,7 +446,7 @@
               <w:jc w:val="right"/>
             </w:pPr>
             <w:r>
-              <w:t>3,780</w:t>
+              <w:t>3,838</w:t>
             </w:r>
           </w:p>
         </w:tc>
@@ -469,7 +469,7 @@
               <w:jc w:val="right"/>
             </w:pPr>
             <w:r>
-              <w:t>4,361</w:t>
+              <w:t>4,376</w:t>
             </w:r>
           </w:p>
         </w:tc>
@@ -494,7 +494,7 @@
               <w:jc w:val="right"/>
             </w:pPr>
             <w:r>
-              <w:t>3,119</w:t>
+              <w:t>3,019</w:t>
             </w:r>
           </w:p>
         </w:tc>
@@ -517,7 +517,7 @@
               <w:jc w:val="right"/>
             </w:pPr>
             <w:r>
-              <w:t>4,925</w:t>
+              <w:t>4,913</w:t>
             </w:r>
           </w:p>
         </w:tc>
@@ -542,7 +542,7 @@
               <w:jc w:val="right"/>
             </w:pPr>
             <w:r>
-              <w:t>2,493</w:t>
+              <w:t>2,414</w:t>
             </w:r>
           </w:p>
         </w:tc>
@@ -565,7 +565,7 @@
               <w:jc w:val="right"/>
             </w:pPr>
             <w:r>
-              <w:t>4,934</w:t>
+              <w:t>4,936</w:t>
             </w:r>
           </w:p>
         </w:tc>
@@ -590,7 +590,7 @@
               <w:jc w:val="right"/>
             </w:pPr>
             <w:r>
-              <w:t>1,812</w:t>
+              <w:t>1,724</w:t>
             </w:r>
           </w:p>
         </w:tc>
@@ -613,7 +613,7 @@
               <w:jc w:val="right"/>
             </w:pPr>
             <w:r>
-              <w:t>4,960</w:t>
+              <w:t>4,974</w:t>
             </w:r>
           </w:p>
         </w:tc>
@@ -638,7 +638,7 @@
               <w:jc w:val="right"/>
             </w:pPr>
             <w:r>
-              <w:t>0,940</w:t>
+              <w:t>0,870</w:t>
             </w:r>
           </w:p>
         </w:tc>
@@ -686,7 +686,7 @@
               <w:jc w:val="right"/>
             </w:pPr>
             <w:r>
-              <w:t>0,573</w:t>
+              <w:t>0,532</w:t>
             </w:r>
           </w:p>
         </w:tc>
@@ -709,7 +709,7 @@
               <w:jc w:val="right"/>
             </w:pPr>
             <w:r>
-              <w:t>4,931</w:t>
+              <w:t>4,934</w:t>
             </w:r>
           </w:p>
         </w:tc>
@@ -734,7 +734,7 @@
               <w:jc w:val="right"/>
             </w:pPr>
             <w:r>
-              <w:t>0,413</w:t>
+              <w:t>0,406</w:t>
             </w:r>
           </w:p>
         </w:tc>
@@ -782,7 +782,7 @@
               <w:jc w:val="right"/>
             </w:pPr>
             <w:r>
-              <w:t>0,146</w:t>
+              <w:t>0,159</w:t>
             </w:r>
           </w:p>
         </w:tc>
@@ -805,7 +805,7 @@
               <w:jc w:val="right"/>
             </w:pPr>
             <w:r>
-              <w:t>4,894</w:t>
+              <w:t>4,887</w:t>
             </w:r>
           </w:p>
         </w:tc>
@@ -821,7 +821,7 @@
         <w:rPr>
           <w:b/>
         </w:rPr>
-        <w:t>Итого за сутки: 69,452 МВт·ч.</w:t>
+        <w:t>Итого за сутки: 69,375 МВт·ч.</w:t>
       </w:r>
     </w:p>
     <w:p>
@@ -834,7 +834,7 @@
     </w:p>
     <w:p>
       <w:r>
-        <w:t>Прогноз 3bdde60f98e5, сформирован 07.02.2026 05:00 (Астана); модель windcast-0.1.0-cascade+direct; погода: Open-Meteo Previous Runs: ECMWF IFS, ECMWF AIFS, ICON, GFS, UKMO, GEM, CMA, выпуск 2026-02-06 18:00:00 UTC.</w:t>
+        <w:t>Прогноз a3bc42b69ec2, сформирован 07.02.2026 05:00 (Астана); модель windcast-0.1.0-cascade+cqr; погода: Open-Meteo Previous Runs: ECMWF IFS, ECMWF AIFS, ICON, GFS, UKMO, GEM, CMA, выпуск 2026-02-06 18:00:00 UTC.</w:t>
       </w:r>
     </w:p>
     <w:tbl>
@@ -940,7 +940,7 @@
           </w:tcPr>
           <w:p>
             <w:r>
-              <w:t>1,766</w:t>
+              <w:t>1,853</w:t>
             </w:r>
           </w:p>
         </w:tc>
@@ -950,7 +950,7 @@
           </w:tcPr>
           <w:p>
             <w:r>
-              <w:t>3,352</w:t>
+              <w:t>3,440</w:t>
             </w:r>
           </w:p>
         </w:tc>
@@ -960,7 +960,7 @@
           </w:tcPr>
           <w:p>
             <w:r>
-              <w:t>4,864</w:t>
+              <w:t>4,878</w:t>
             </w:r>
           </w:p>
         </w:tc>
@@ -1002,7 +1002,7 @@
           </w:tcPr>
           <w:p>
             <w:r>
-              <w:t>1,984</w:t>
+              <w:t>2,051</w:t>
             </w:r>
           </w:p>
         </w:tc>
@@ -1012,7 +1012,7 @@
           </w:tcPr>
           <w:p>
             <w:r>
-              <w:t>3,620</w:t>
+              <w:t>3,675</w:t>
             </w:r>
           </w:p>
         </w:tc>
@@ -1022,7 +1022,7 @@
           </w:tcPr>
           <w:p>
             <w:r>
-              <w:t>4,862</w:t>
+              <w:t>4,869</w:t>
             </w:r>
           </w:p>
         </w:tc>
@@ -1064,7 +1064,7 @@
           </w:tcPr>
           <w:p>
             <w:r>
-              <w:t>2,064</w:t>
+              <w:t>2,144</w:t>
             </w:r>
           </w:p>
         </w:tc>
@@ -1074,7 +1074,7 @@
           </w:tcPr>
           <w:p>
             <w:r>
-              <w:t>3,673</w:t>
+              <w:t>3,736</w:t>
             </w:r>
           </w:p>
         </w:tc>
@@ -1084,7 +1084,7 @@
           </w:tcPr>
           <w:p>
             <w:r>
-              <w:t>4,885</w:t>
+              <w:t>4,896</w:t>
             </w:r>
           </w:p>
         </w:tc>
@@ -1126,7 +1126,7 @@
           </w:tcPr>
           <w:p>
             <w:r>
-              <w:t>2,076</w:t>
+              <w:t>2,197</w:t>
             </w:r>
           </w:p>
         </w:tc>
@@ -1136,7 +1136,7 @@
           </w:tcPr>
           <w:p>
             <w:r>
-              <w:t>3,513</w:t>
+              <w:t>3,501</w:t>
             </w:r>
           </w:p>
         </w:tc>
@@ -1146,7 +1146,7 @@
           </w:tcPr>
           <w:p>
             <w:r>
-              <w:t>4,854</w:t>
+              <w:t>4,857</w:t>
             </w:r>
           </w:p>
         </w:tc>
@@ -1188,7 +1188,7 @@
           </w:tcPr>
           <w:p>
             <w:r>
-              <w:t>1,944</w:t>
+              <w:t>2,067</w:t>
             </w:r>
           </w:p>
         </w:tc>
@@ -1198,7 +1198,7 @@
           </w:tcPr>
           <w:p>
             <w:r>
-              <w:t>3,780</w:t>
+              <w:t>3,838</w:t>
             </w:r>
           </w:p>
         </w:tc>
@@ -1208,7 +1208,7 @@
           </w:tcPr>
           <w:p>
             <w:r>
-              <w:t>4,786</w:t>
+              <w:t>4,777</w:t>
             </w:r>
           </w:p>
         </w:tc>
@@ -1250,7 +1250,7 @@
           </w:tcPr>
           <w:p>
             <w:r>
-              <w:t>1,141</w:t>
+              <w:t>1,129</w:t>
             </w:r>
           </w:p>
         </w:tc>
@@ -1260,7 +1260,7 @@
           </w:tcPr>
           <w:p>
             <w:r>
-              <w:t>3,119</w:t>
+              <w:t>3,019</w:t>
             </w:r>
           </w:p>
         </w:tc>
@@ -1270,7 +1270,7 @@
           </w:tcPr>
           <w:p>
             <w:r>
-              <w:t>4,612</w:t>
+              <w:t>4,601</w:t>
             </w:r>
           </w:p>
         </w:tc>
@@ -1312,7 +1312,7 @@
           </w:tcPr>
           <w:p>
             <w:r>
-              <w:t>0,482</w:t>
+              <w:t>0,408</w:t>
             </w:r>
           </w:p>
         </w:tc>
@@ -1322,7 +1322,7 @@
           </w:tcPr>
           <w:p>
             <w:r>
-              <w:t>2,493</w:t>
+              <w:t>2,414</w:t>
             </w:r>
           </w:p>
         </w:tc>
@@ -1332,7 +1332,7 @@
           </w:tcPr>
           <w:p>
             <w:r>
-              <w:t>4,301</w:t>
+              <w:t>4,295</w:t>
             </w:r>
           </w:p>
         </w:tc>
@@ -1374,7 +1374,7 @@
           </w:tcPr>
           <w:p>
             <w:r>
-              <w:t>0,214</w:t>
+              <w:t>0,126</w:t>
             </w:r>
           </w:p>
         </w:tc>
@@ -1384,7 +1384,7 @@
           </w:tcPr>
           <w:p>
             <w:r>
-              <w:t>1,812</w:t>
+              <w:t>1,724</w:t>
             </w:r>
           </w:p>
         </w:tc>
@@ -1394,7 +1394,7 @@
           </w:tcPr>
           <w:p>
             <w:r>
-              <w:t>3,797</w:t>
+              <w:t>3,756</w:t>
             </w:r>
           </w:p>
         </w:tc>
@@ -1436,7 +1436,7 @@
           </w:tcPr>
           <w:p>
             <w:r>
-              <w:t>0,060</w:t>
+              <w:t>0,021</w:t>
             </w:r>
           </w:p>
         </w:tc>
@@ -1446,7 +1446,7 @@
           </w:tcPr>
           <w:p>
             <w:r>
-              <w:t>0,940</w:t>
+              <w:t>0,870</w:t>
             </w:r>
           </w:p>
         </w:tc>
@@ -1456,7 +1456,7 @@
           </w:tcPr>
           <w:p>
             <w:r>
-              <w:t>3,641</w:t>
+              <w:t>3,651</w:t>
             </w:r>
           </w:p>
         </w:tc>
@@ -1498,7 +1498,7 @@
           </w:tcPr>
           <w:p>
             <w:r>
-              <w:t>0,021</w:t>
+              <w:t>0,006</w:t>
             </w:r>
           </w:p>
         </w:tc>
@@ -1508,7 +1508,7 @@
           </w:tcPr>
           <w:p>
             <w:r>
-              <w:t>0,573</w:t>
+              <w:t>0,532</w:t>
             </w:r>
           </w:p>
         </w:tc>
@@ -1518,7 +1518,7 @@
           </w:tcPr>
           <w:p>
             <w:r>
-              <w:t>3,076</w:t>
+              <w:t>3,007</w:t>
             </w:r>
           </w:p>
         </w:tc>
@@ -1560,7 +1560,7 @@
           </w:tcPr>
           <w:p>
             <w:r>
-              <w:t>0,011</w:t>
+              <w:t>0,016</w:t>
             </w:r>
           </w:p>
         </w:tc>
@@ -1570,7 +1570,7 @@
           </w:tcPr>
           <w:p>
             <w:r>
-              <w:t>0,413</w:t>
+              <w:t>0,406</w:t>
             </w:r>
           </w:p>
         </w:tc>
@@ -1580,7 +1580,7 @@
           </w:tcPr>
           <w:p>
             <w:r>
-              <w:t>1,943</w:t>
+              <w:t>1,792</w:t>
             </w:r>
           </w:p>
         </w:tc>
@@ -1622,7 +1622,7 @@
           </w:tcPr>
           <w:p>
             <w:r>
-              <w:t>0,025</w:t>
+              <w:t>0,050</w:t>
             </w:r>
           </w:p>
         </w:tc>
@@ -1632,7 +1632,7 @@
           </w:tcPr>
           <w:p>
             <w:r>
-              <w:t>0,146</w:t>
+              <w:t>0,159</w:t>
             </w:r>
           </w:p>
         </w:tc>
@@ -1642,7 +1642,7 @@
           </w:tcPr>
           <w:p>
             <w:r>
-              <w:t>0,964</w:t>
+              <w:t>0,913</w:t>
             </w:r>
           </w:p>
         </w:tc>
@@ -1684,7 +1684,7 @@
           </w:tcPr>
           <w:p>
             <w:r>
-              <w:t>0,000</w:t>
+              <w:t>0,006</w:t>
             </w:r>
           </w:p>
         </w:tc>
@@ -1694,7 +1694,7 @@
           </w:tcPr>
           <w:p>
             <w:r>
-              <w:t>0,068</w:t>
+              <w:t>0,065</w:t>
             </w:r>
           </w:p>
         </w:tc>
@@ -1704,7 +1704,7 @@
           </w:tcPr>
           <w:p>
             <w:r>
-              <w:t>0,589</w:t>
+              <w:t>0,597</w:t>
             </w:r>
           </w:p>
         </w:tc>
@@ -1746,7 +1746,7 @@
           </w:tcPr>
           <w:p>
             <w:r>
-              <w:t>0,000</w:t>
+              <w:t>0,016</w:t>
             </w:r>
           </w:p>
         </w:tc>
@@ -1756,7 +1756,7 @@
           </w:tcPr>
           <w:p>
             <w:r>
-              <w:t>0,091</w:t>
+              <w:t>0,097</w:t>
             </w:r>
           </w:p>
         </w:tc>
@@ -1766,7 +1766,7 @@
           </w:tcPr>
           <w:p>
             <w:r>
-              <w:t>0,582</w:t>
+              <w:t>0,576</w:t>
             </w:r>
           </w:p>
         </w:tc>
@@ -1808,7 +1808,7 @@
           </w:tcPr>
           <w:p>
             <w:r>
-              <w:t>0,020</w:t>
+              <w:t>0,017</w:t>
             </w:r>
           </w:p>
         </w:tc>
@@ -1818,7 +1818,7 @@
           </w:tcPr>
           <w:p>
             <w:r>
-              <w:t>0,488</w:t>
+              <w:t>0,469</w:t>
             </w:r>
           </w:p>
         </w:tc>
@@ -1828,7 +1828,7 @@
           </w:tcPr>
           <w:p>
             <w:r>
-              <w:t>1,669</w:t>
+              <w:t>1,635</w:t>
             </w:r>
           </w:p>
         </w:tc>
@@ -1870,7 +1870,7 @@
           </w:tcPr>
           <w:p>
             <w:r>
-              <w:t>0,775</w:t>
+              <w:t>0,712</w:t>
             </w:r>
           </w:p>
         </w:tc>
@@ -1880,7 +1880,7 @@
           </w:tcPr>
           <w:p>
             <w:r>
-              <w:t>2,520</w:t>
+              <w:t>2,564</w:t>
             </w:r>
           </w:p>
         </w:tc>
@@ -1890,7 +1890,7 @@
           </w:tcPr>
           <w:p>
             <w:r>
-              <w:t>4,117</w:t>
+              <w:t>4,232</w:t>
             </w:r>
           </w:p>
         </w:tc>
@@ -1932,7 +1932,7 @@
           </w:tcPr>
           <w:p>
             <w:r>
-              <w:t>2,668</w:t>
+              <w:t>2,784</w:t>
             </w:r>
           </w:p>
         </w:tc>
@@ -1942,7 +1942,7 @@
           </w:tcPr>
           <w:p>
             <w:r>
-              <w:t>4,361</w:t>
+              <w:t>4,376</w:t>
             </w:r>
           </w:p>
         </w:tc>
@@ -1952,7 +1952,7 @@
           </w:tcPr>
           <w:p>
             <w:r>
-              <w:t>4,970</w:t>
+              <w:t>4,969</w:t>
             </w:r>
           </w:p>
         </w:tc>
@@ -1994,7 +1994,7 @@
           </w:tcPr>
           <w:p>
             <w:r>
-              <w:t>4,687</w:t>
+              <w:t>4,810</w:t>
             </w:r>
           </w:p>
         </w:tc>
@@ -2004,7 +2004,7 @@
           </w:tcPr>
           <w:p>
             <w:r>
-              <w:t>4,925</w:t>
+              <w:t>4,913</w:t>
             </w:r>
           </w:p>
         </w:tc>
@@ -2014,7 +2014,7 @@
           </w:tcPr>
           <w:p>
             <w:r>
-              <w:t>5,000</w:t>
+              <w:t>4,988</w:t>
             </w:r>
           </w:p>
         </w:tc>
@@ -2056,7 +2056,7 @@
           </w:tcPr>
           <w:p>
             <w:r>
-              <w:t>4,817</w:t>
+              <w:t>4,855</w:t>
             </w:r>
           </w:p>
         </w:tc>
@@ -2066,7 +2066,7 @@
           </w:tcPr>
           <w:p>
             <w:r>
-              <w:t>4,934</w:t>
+              <w:t>4,936</w:t>
             </w:r>
           </w:p>
         </w:tc>
@@ -2076,7 +2076,7 @@
           </w:tcPr>
           <w:p>
             <w:r>
-              <w:t>5,000</w:t>
+              <w:t>4,991</w:t>
             </w:r>
           </w:p>
         </w:tc>
@@ -2118,7 +2118,7 @@
           </w:tcPr>
           <w:p>
             <w:r>
-              <w:t>4,848</w:t>
+              <w:t>4,880</w:t>
             </w:r>
           </w:p>
         </w:tc>
@@ -2128,7 +2128,7 @@
           </w:tcPr>
           <w:p>
             <w:r>
-              <w:t>4,960</w:t>
+              <w:t>4,974</w:t>
             </w:r>
           </w:p>
         </w:tc>
@@ -2180,7 +2180,7 @@
           </w:tcPr>
           <w:p>
             <w:r>
-              <w:t>4,822</w:t>
+              <w:t>4,848</w:t>
             </w:r>
           </w:p>
         </w:tc>
@@ -2200,7 +2200,7 @@
           </w:tcPr>
           <w:p>
             <w:r>
-              <w:t>4,998</w:t>
+              <w:t>4,988</w:t>
             </w:r>
           </w:p>
         </w:tc>
@@ -2242,7 +2242,7 @@
           </w:tcPr>
           <w:p>
             <w:r>
-              <w:t>4,832</w:t>
+              <w:t>4,856</w:t>
             </w:r>
           </w:p>
         </w:tc>
@@ -2252,7 +2252,7 @@
           </w:tcPr>
           <w:p>
             <w:r>
-              <w:t>4,931</w:t>
+              <w:t>4,934</w:t>
             </w:r>
           </w:p>
         </w:tc>
@@ -2262,7 +2262,7 @@
           </w:tcPr>
           <w:p>
             <w:r>
-              <w:t>5,000</w:t>
+              <w:t>4,992</w:t>
             </w:r>
           </w:p>
         </w:tc>
@@ -2304,7 +2304,7 @@
           </w:tcPr>
           <w:p>
             <w:r>
-              <w:t>4,814</w:t>
+              <w:t>4,835</w:t>
             </w:r>
           </w:p>
         </w:tc>
@@ -2324,7 +2324,7 @@
           </w:tcPr>
           <w:p>
             <w:r>
-              <w:t>5,000</w:t>
+              <w:t>4,990</w:t>
             </w:r>
           </w:p>
         </w:tc>
@@ -2366,7 +2366,7 @@
           </w:tcPr>
           <w:p>
             <w:r>
-              <w:t>4,788</w:t>
+              <w:t>4,805</w:t>
             </w:r>
           </w:p>
         </w:tc>
@@ -2376,7 +2376,7 @@
           </w:tcPr>
           <w:p>
             <w:r>
-              <w:t>4,894</w:t>
+              <w:t>4,887</w:t>
             </w:r>
           </w:p>
         </w:tc>
@@ -2386,7 +2386,7 @@
           </w:tcPr>
           <w:p>
             <w:r>
-              <w:t>4,993</w:t>
+              <w:t>4,979</w:t>
             </w:r>
           </w:p>
         </w:tc>
@@ -2431,7 +2431,7 @@
         <w:pStyle w:val="ListBullet"/>
       </w:pPr>
       <w:r>
-        <w:t>резкий спад на 2.18 МВт за 3 ч к 08:00</w:t>
+        <w:t>резкий спад на 2.15 МВт за 3 ч к 08:00</w:t>
       </w:r>
     </w:p>
     <w:p>
@@ -2439,7 +2439,7 @@
         <w:pStyle w:val="ListBullet"/>
       </w:pPr>
       <w:r>
-        <w:t>резкий рост на 4.44 МВт за 3 ч к 17:00</w:t>
+        <w:t>резкий рост на 4.45 МВт за 3 ч к 17:00</w:t>
       </w:r>
     </w:p>
     <w:p>
@@ -2447,7 +2447,7 @@
         <w:pStyle w:val="ListBullet"/>
       </w:pPr>
       <w:r>
-        <w:t>низкая уверенность в 12 ч (коридор P10–P90 шире 45% установленной мощности)</w:t>
+        <w:t>низкая уверенность в 11 ч (коридор P10–P90 шире 45% установленной мощности)</w:t>
       </w:r>
     </w:p>
     <w:p>
@@ -2576,7 +2576,7 @@
           </w:tcPr>
           <w:p>
             <w:r>
-              <w:t>1,541</w:t>
+              <w:t>1,456</w:t>
             </w:r>
           </w:p>
         </w:tc>
@@ -2586,7 +2586,7 @@
           </w:tcPr>
           <w:p>
             <w:r>
-              <w:t>3,352 → 4,893</w:t>
+              <w:t>3,440 → 4,896</w:t>
             </w:r>
           </w:p>
         </w:tc>
@@ -2638,7 +2638,7 @@
           </w:tcPr>
           <w:p>
             <w:r>
-              <w:t>1,238</w:t>
+              <w:t>1,187</w:t>
             </w:r>
           </w:p>
         </w:tc>
@@ -2648,7 +2648,7 @@
           </w:tcPr>
           <w:p>
             <w:r>
-              <w:t>3,620 → 4,858</w:t>
+              <w:t>3,675 → 4,862</w:t>
             </w:r>
           </w:p>
         </w:tc>
@@ -2700,7 +2700,7 @@
           </w:tcPr>
           <w:p>
             <w:r>
-              <w:t>1,033</w:t>
+              <w:t>0,961</w:t>
             </w:r>
           </w:p>
         </w:tc>
@@ -2710,7 +2710,7 @@
           </w:tcPr>
           <w:p>
             <w:r>
-              <w:t>3,673 → 4,706</w:t>
+              <w:t>3,736 → 4,697</w:t>
             </w:r>
           </w:p>
         </w:tc>
@@ -2762,7 +2762,7 @@
           </w:tcPr>
           <w:p>
             <w:r>
-              <w:t>1,174</w:t>
+              <w:t>1,179</w:t>
             </w:r>
           </w:p>
         </w:tc>
@@ -2772,7 +2772,7 @@
           </w:tcPr>
           <w:p>
             <w:r>
-              <w:t>3,513 → 4,687</w:t>
+              <w:t>3,501 → 4,680</w:t>
             </w:r>
           </w:p>
         </w:tc>
@@ -2824,7 +2824,7 @@
           </w:tcPr>
           <w:p>
             <w:r>
-              <w:t>0,603</w:t>
+              <w:t>0,541</w:t>
             </w:r>
           </w:p>
         </w:tc>
@@ -2834,7 +2834,7 @@
           </w:tcPr>
           <w:p>
             <w:r>
-              <w:t>3,780 → 4,383</w:t>
+              <w:t>3,838 → 4,379</w:t>
             </w:r>
           </w:p>
         </w:tc>
@@ -2886,7 +2886,7 @@
           </w:tcPr>
           <w:p>
             <w:r>
-              <w:t>0,509</w:t>
+              <w:t>0,586</w:t>
             </w:r>
           </w:p>
         </w:tc>
@@ -2896,7 +2896,7 @@
           </w:tcPr>
           <w:p>
             <w:r>
-              <w:t>3,119 → 3,628</w:t>
+              <w:t>3,019 → 3,605</w:t>
             </w:r>
           </w:p>
         </w:tc>
@@ -2948,7 +2948,7 @@
           </w:tcPr>
           <w:p>
             <w:r>
-              <w:t>0,556</w:t>
+              <w:t>0,559</w:t>
             </w:r>
           </w:p>
         </w:tc>
@@ -2958,7 +2958,7 @@
           </w:tcPr>
           <w:p>
             <w:r>
-              <w:t>0,488 → 1,044</w:t>
+              <w:t>0,469 → 1,028</w:t>
             </w:r>
           </w:p>
         </w:tc>
@@ -3010,7 +3010,7 @@
           </w:tcPr>
           <w:p>
             <w:r>
-              <w:t>0,982</w:t>
+              <w:t>0,961</w:t>
             </w:r>
           </w:p>
         </w:tc>
@@ -3020,7 +3020,7 @@
           </w:tcPr>
           <w:p>
             <w:r>
-              <w:t>2,520 → 3,502</w:t>
+              <w:t>2,564 → 3,525</w:t>
             </w:r>
           </w:p>
         </w:tc>
